--- a/cf/jm/u/files/u040.docx
+++ b/cf/jm/u/files/u040.docx
@@ -20,7 +20,7 @@
     </w:p>
     <w:p>
       <w:r>
-        <w:t>請針對每個題目，把答案填在「回答：」後面（越具體越好）；填好後請放回您的部門資料夾即可，不需回信。</w:t>
+        <w:t>這份問卷是想更了解您的實際作業，好把您的 AI 助理做得更貼近需求。第一部分請把答案填在「回答：」後面（越具體越好）；第二部分只是先讓您了解，之後用的時候再一起調整，不用現在填。填好後放回您的部門資料夾即可，不需回信。</w:t>
       </w:r>
     </w:p>
     <w:p>
@@ -32,8 +32,16 @@
       </w:r>
     </w:p>
     <w:p>
+      <w:pPr>
+        <w:pStyle w:val="Heading2"/>
+      </w:pPr>
       <w:r>
-        <w:t>1. 現場管理常用的SOP/技術文件類型有哪些？以哪一類最花時間？</w:t>
+        <w:t>一、請您提供或確認的事情</w:t>
+      </w:r>
+    </w:p>
+    <w:p>
+      <w:r>
+        <w:t>1. 你想請 AI 幫你做哪一件事？（把現場管理相關的 SOP／技術文件讀過，抓出重點做成摘要，方便快速掌握）</w:t>
       </w:r>
     </w:p>
     <w:p>
@@ -43,7 +51,7 @@
     </w:p>
     <w:p>
       <w:r>
-        <w:t>2. 文件從文管系統取得，是原生PDF還是掃描件？</w:t>
+        <w:t>2. 資料從哪裡來？（放在文管系統裡的 SOP／技術文件，通常是 PDF）</w:t>
       </w:r>
     </w:p>
     <w:p>
@@ -53,7 +61,7 @@
     </w:p>
     <w:p>
       <w:r>
-        <w:t>3. 希望摘要輸出的重點分類為何（製程紀律、品質追溯、異常處理）？</w:t>
+        <w:t>3. 你希望它最後生出什麼？（一份現場管理重點摘要，含分類、重點內容、對應原文章節、待確認備註）</w:t>
       </w:r>
     </w:p>
     <w:p>
@@ -63,7 +71,7 @@
     </w:p>
     <w:p>
       <w:r>
-        <w:t>4. 航太製造縮寫/術語有無現成對照供知識庫？</w:t>
+        <w:t>4. 它要抓哪些重點？（適用範圍、關鍵步驟、品質管制點、異常處理、注意事項）</w:t>
       </w:r>
     </w:p>
     <w:p>
@@ -73,7 +81,7 @@
     </w:p>
     <w:p>
       <w:r>
-        <w:t>5. 哪些內容屬需課長確認的判斷點，應標出來？</w:t>
+        <w:t>5. 有沒有一定要守住的？（不能增加原文沒有的步驟或數值，缺的地方標『待確認』，並標出重點來自哪個章節方便回查）</w:t>
       </w:r>
     </w:p>
     <w:p>
@@ -83,12 +91,45 @@
     </w:p>
     <w:p>
       <w:r>
-        <w:t>6. 摘要PDF回存文管系統有無固定格式要求？</w:t>
+        <w:t>6. 先講清楚：它出的是摘要草稿，最終還是以文管系統的正式文件為準</w:t>
       </w:r>
     </w:p>
     <w:p>
       <w:r>
         <w:t>回答：</w:t>
+      </w:r>
+    </w:p>
+    <w:p>
+      <w:pPr>
+        <w:pStyle w:val="Heading2"/>
+      </w:pPr>
+      <w:r>
+        <w:t>二、要用了之後、跟 AI 一起調整的事情（先了解即可，不用現在填）</w:t>
+      </w:r>
+    </w:p>
+    <w:p>
+      <w:r>
+        <w:t>• 拿 2~3 份真的 SOP／技術文件給它，看摘要有沒有涵蓋關鍵步驟和品質管制點、標的章節對不對</w:t>
+      </w:r>
+    </w:p>
+    <w:p>
+      <w:r>
+        <w:t>• 確認它沒有自己加原文裡沒有的步驟或數字；如果有，就在提示詞裡加強『只摘原文、不新增』</w:t>
+      </w:r>
+    </w:p>
+    <w:p>
+      <w:r>
+        <w:t>• 如果它常漏抓某類重點，把你們現場管理的重點分類補進知識庫，它會抓得更全</w:t>
+      </w:r>
+    </w:p>
+    <w:p>
+      <w:r>
+        <w:t>• 文件裡有專有縮寫時，把縮寫對照表放進知識庫，摘要才不會理解錯</w:t>
+      </w:r>
+    </w:p>
+    <w:p>
+      <w:r>
+        <w:t>• 用熟之後把你覺得該補的重點回饋給它，讓摘要越來越貼近你要的角度</w:t>
       </w:r>
     </w:p>
     <w:p/>
@@ -101,8 +142,16 @@
       </w:r>
     </w:p>
     <w:p>
+      <w:pPr>
+        <w:pStyle w:val="Heading2"/>
+      </w:pPr>
       <w:r>
-        <w:t>1. 要整理哪些參考作業流程？以哪一種最常用、最花時間？</w:t>
+        <w:t>一、請您提供或確認的事情</w:t>
+      </w:r>
+    </w:p>
+    <w:p>
+      <w:r>
+        <w:t>1. 你想請 AI 幫你做哪一件事？（把參考的作業流程文件整理成結構化摘要，看得清楚每一步誰做、要檢核什麼）</w:t>
       </w:r>
     </w:p>
     <w:p>
@@ -112,7 +161,7 @@
     </w:p>
     <w:p>
       <w:r>
-        <w:t>2. 作業流程文件從文管系統取得，是原生檔還是掃描件？</w:t>
+        <w:t>2. 資料從哪裡來？（放在文管系統裡的參考作業流程文件）</w:t>
       </w:r>
     </w:p>
     <w:p>
@@ -122,7 +171,7 @@
     </w:p>
     <w:p>
       <w:r>
-        <w:t>3. 摘要要呈現哪些欄位（步驟、權責、檢核/交接點）？</w:t>
+        <w:t>3. 你希望它最後生出什麼？（一份作業流程摘要，含步驟序、作業內容、權責單位、輸入／輸出、檢核點、待確認備註）</w:t>
       </w:r>
     </w:p>
     <w:p>
@@ -132,7 +181,7 @@
     </w:p>
     <w:p>
       <w:r>
-        <w:t>4. 作業流程專有名詞有無現成對照供知識庫？</w:t>
+        <w:t>4. 它要抓哪些東西？（流程步驟、每步的權責單位、交接與檢核點）</w:t>
       </w:r>
     </w:p>
     <w:p>
@@ -142,7 +191,7 @@
     </w:p>
     <w:p>
       <w:r>
-        <w:t>5. 哪些節點屬需課長確認的判斷點？</w:t>
+        <w:t>5. 有沒有一定要守住的？（不能自己加原文沒有的步驟，關鍵檢核點不能漏，缺的地方標『待確認』）</w:t>
       </w:r>
     </w:p>
     <w:p>
@@ -152,12 +201,45 @@
     </w:p>
     <w:p>
       <w:r>
-        <w:t>6. 作業流程摘要PDF回存文管系統有無固定格式？</w:t>
+        <w:t>6. 先講清楚：它出的是摘要草稿，最終以文管系統正式文件為準</w:t>
       </w:r>
     </w:p>
     <w:p>
       <w:r>
         <w:t>回答：</w:t>
+      </w:r>
+    </w:p>
+    <w:p>
+      <w:pPr>
+        <w:pStyle w:val="Heading2"/>
+      </w:pPr>
+      <w:r>
+        <w:t>二、要用了之後、跟 AI 一起調整的事情（先了解即可，不用現在填）</w:t>
+      </w:r>
+    </w:p>
+    <w:p>
+      <w:r>
+        <w:t>• 拿 1~2 份真的作業流程文件給它，看步驟、權責、檢核點整理得完不完整、有沒有竄改原意</w:t>
+      </w:r>
+    </w:p>
+    <w:p>
+      <w:r>
+        <w:t>• 確認它沒有自己多加步驟；如果有，就在提示詞裡加強『照原文整理、不新增』</w:t>
+      </w:r>
+    </w:p>
+    <w:p>
+      <w:r>
+        <w:t>• 如果它抓的權責或檢核點常不對，把你們的流程整理架構補進知識庫</w:t>
+      </w:r>
+    </w:p>
+    <w:p>
+      <w:r>
+        <w:t>• 文件有專有名詞時，把術語對照放進知識庫，避免理解錯</w:t>
+      </w:r>
+    </w:p>
+    <w:p>
+      <w:r>
+        <w:t>• 用熟後把你希望多呈現的欄位或重點回饋給它，讓摘要格式更符合你們習慣</w:t>
       </w:r>
     </w:p>
     <w:p/>
